--- a/instant deployement/Instant deployement.docx
+++ b/instant deployement/Instant deployement.docx
@@ -2114,11 +2114,600 @@
       </w:r>
     </w:p>
     <w:p>
+      <w:r>
+        <w:drawing>
+          <wp:inline distT="0" distB="0" distL="0" distR="0" wp14:anchorId="31F3C2E3" wp14:editId="10F7DF54">
+            <wp:extent cx="5731510" cy="4776470"/>
+            <wp:effectExtent l="0" t="0" r="0" b="0"/>
+            <wp:docPr id="1342280168" name="Picture 1"/>
+            <wp:cNvGraphicFramePr>
+              <a:graphicFrameLocks xmlns:a="http://schemas.openxmlformats.org/drawingml/2006/main" noChangeAspect="1"/>
+            </wp:cNvGraphicFramePr>
+            <a:graphic xmlns:a="http://schemas.openxmlformats.org/drawingml/2006/main">
+              <a:graphicData uri="http://schemas.openxmlformats.org/drawingml/2006/picture">
+                <pic:pic xmlns:pic="http://schemas.openxmlformats.org/drawingml/2006/picture">
+                  <pic:nvPicPr>
+                    <pic:cNvPr id="1342280168" name=""/>
+                    <pic:cNvPicPr/>
+                  </pic:nvPicPr>
+                  <pic:blipFill>
+                    <a:blip r:embed="rId9"/>
+                    <a:stretch>
+                      <a:fillRect/>
+                    </a:stretch>
+                  </pic:blipFill>
+                  <pic:spPr>
+                    <a:xfrm>
+                      <a:off x="0" y="0"/>
+                      <a:ext cx="5731510" cy="4776470"/>
+                    </a:xfrm>
+                    <a:prstGeom prst="rect">
+                      <a:avLst/>
+                    </a:prstGeom>
+                  </pic:spPr>
+                </pic:pic>
+              </a:graphicData>
+            </a:graphic>
+          </wp:inline>
+        </w:drawing>
+      </w:r>
+    </w:p>
+    <w:p>
+      <w:pPr>
+        <w:pStyle w:val="Heading3"/>
+        <w:rPr>
+          <w:rStyle w:val="Heading3Char"/>
+        </w:rPr>
+      </w:pPr>
+      <w:r>
+        <w:t xml:space="preserve">What is </w:t>
+      </w:r>
+      <w:proofErr w:type="spellStart"/>
+      <w:r>
+        <w:t>ColorThief</w:t>
+      </w:r>
+      <w:proofErr w:type="spellEnd"/>
+      <w:r>
+        <w:t>?</w:t>
+      </w:r>
+    </w:p>
+    <w:p>
+      <w:r>
+        <w:t xml:space="preserve">Pulls the dominant </w:t>
+      </w:r>
+      <w:proofErr w:type="spellStart"/>
+      <w:r>
+        <w:t>colors</w:t>
+      </w:r>
+      <w:proofErr w:type="spellEnd"/>
+      <w:r>
+        <w:t xml:space="preserve"> out of an image using an algorithm called Median-Cut Quantization. </w:t>
+      </w:r>
+    </w:p>
+    <w:p>
+      <w:r>
+        <w:t xml:space="preserve">The idea: It takes every pixel in the photo and treats them as points in 3D RGB space, then repeatedly splits that space in half along whichever axis has the widest spread of </w:t>
+      </w:r>
+      <w:proofErr w:type="spellStart"/>
+      <w:r>
+        <w:t>colors</w:t>
+      </w:r>
+      <w:proofErr w:type="spellEnd"/>
+      <w:r>
+        <w:t xml:space="preserve">, until it has carved out K boxes. The average </w:t>
+      </w:r>
+      <w:proofErr w:type="spellStart"/>
+      <w:r>
+        <w:t>color</w:t>
+      </w:r>
+      <w:proofErr w:type="spellEnd"/>
+      <w:r>
+        <w:t xml:space="preserve"> inside each box becomes one of the top k “dominant </w:t>
+      </w:r>
+      <w:proofErr w:type="spellStart"/>
+      <w:r>
+        <w:t>colors</w:t>
+      </w:r>
+      <w:proofErr w:type="spellEnd"/>
+      <w:r>
+        <w:t>”.</w:t>
+      </w:r>
+    </w:p>
+    <w:p>
+      <w:r>
+        <w:t xml:space="preserve">To run the palette extraction run faster </w:t>
+      </w:r>
+      <w:proofErr w:type="spellStart"/>
+      <w:r>
+        <w:t>ColorThief</w:t>
+      </w:r>
+      <w:proofErr w:type="spellEnd"/>
+      <w:r>
+        <w:t xml:space="preserve"> is used instead of </w:t>
+      </w:r>
+      <w:proofErr w:type="spellStart"/>
+      <w:r>
+        <w:t>Kmeans</w:t>
+      </w:r>
+      <w:proofErr w:type="spellEnd"/>
+      <w:r>
+        <w:t xml:space="preserve"> which is a machine learning algorithm</w:t>
+      </w:r>
+    </w:p>
+    <w:p>
+      <w:pPr>
+        <w:pStyle w:val="Heading3"/>
+      </w:pPr>
+      <w:r>
+        <w:t xml:space="preserve">What is </w:t>
+      </w:r>
+      <w:proofErr w:type="spellStart"/>
+      <w:r>
+        <w:t>colormath</w:t>
+      </w:r>
+      <w:proofErr w:type="spellEnd"/>
+      <w:r>
+        <w:t xml:space="preserve">, and why Lab </w:t>
+      </w:r>
+      <w:proofErr w:type="spellStart"/>
+      <w:r>
+        <w:t>color</w:t>
+      </w:r>
+      <w:proofErr w:type="spellEnd"/>
+      <w:r>
+        <w:t xml:space="preserve"> space?</w:t>
+      </w:r>
+    </w:p>
+    <w:p>
+      <w:r>
+        <w:t xml:space="preserve">RGB is how screens </w:t>
+      </w:r>
+      <w:r>
+        <w:rPr>
+          <w:i/>
+          <w:iCs/>
+        </w:rPr>
+        <w:t>display</w:t>
+      </w:r>
+      <w:r>
+        <w:t xml:space="preserve"> </w:t>
+      </w:r>
+      <w:proofErr w:type="spellStart"/>
+      <w:r>
+        <w:t>color</w:t>
+      </w:r>
+      <w:proofErr w:type="spellEnd"/>
+      <w:r>
+        <w:t xml:space="preserve">, not how humans </w:t>
+      </w:r>
+      <w:r>
+        <w:rPr>
+          <w:i/>
+          <w:iCs/>
+        </w:rPr>
+        <w:t>perceive</w:t>
+      </w:r>
+      <w:r>
+        <w:t xml:space="preserve"> </w:t>
+      </w:r>
+      <w:proofErr w:type="spellStart"/>
+      <w:r>
+        <w:t>color</w:t>
+      </w:r>
+      <w:proofErr w:type="spellEnd"/>
+      <w:r>
+        <w:t xml:space="preserve"> difference. Two </w:t>
+      </w:r>
+      <w:proofErr w:type="spellStart"/>
+      <w:r>
+        <w:t>colors</w:t>
+      </w:r>
+      <w:proofErr w:type="spellEnd"/>
+      <w:r>
+        <w:t xml:space="preserve"> that are numerically 10 units apart in RGB can look nearly identical or wildly different to a human eye, depending on where they sit. </w:t>
+      </w:r>
+      <w:r>
+        <w:rPr>
+          <w:b/>
+          <w:bCs/>
+        </w:rPr>
+        <w:t xml:space="preserve">Lab </w:t>
+      </w:r>
+      <w:proofErr w:type="spellStart"/>
+      <w:r>
+        <w:rPr>
+          <w:b/>
+          <w:bCs/>
+        </w:rPr>
+        <w:t>color</w:t>
+      </w:r>
+      <w:proofErr w:type="spellEnd"/>
+      <w:r>
+        <w:rPr>
+          <w:b/>
+          <w:bCs/>
+        </w:rPr>
+        <w:t xml:space="preserve"> space</w:t>
+      </w:r>
+      <w:r>
+        <w:t xml:space="preserve"> was designed to fix that: it's built so that equal numeric distance ≈ equal </w:t>
+      </w:r>
+      <w:r>
+        <w:rPr>
+          <w:i/>
+          <w:iCs/>
+        </w:rPr>
+        <w:t>perceived</w:t>
+      </w:r>
+      <w:r>
+        <w:t xml:space="preserve"> difference.</w:t>
+      </w:r>
+    </w:p>
+    <w:p>
+      <w:pPr>
+        <w:pStyle w:val="Heading4"/>
+      </w:pPr>
+      <w:proofErr w:type="spellStart"/>
+      <w:r>
+        <w:lastRenderedPageBreak/>
+        <w:t>Color</w:t>
+      </w:r>
+      <w:proofErr w:type="spellEnd"/>
+      <w:r>
+        <w:t xml:space="preserve"> harmony theory —</w:t>
+      </w:r>
+    </w:p>
+    <w:p>
+      <w:pPr>
+        <w:pStyle w:val="ListParagraph"/>
+        <w:numPr>
+          <w:ilvl w:val="0"/>
+          <w:numId w:val="6"/>
+        </w:numPr>
+      </w:pPr>
+      <w:r>
+        <w:rPr>
+          <w:b/>
+          <w:bCs/>
+        </w:rPr>
+        <w:t>Complementary</w:t>
+      </w:r>
+      <w:r>
+        <w:t xml:space="preserve"> — two </w:t>
+      </w:r>
+      <w:proofErr w:type="spellStart"/>
+      <w:r>
+        <w:t>colors</w:t>
+      </w:r>
+      <w:proofErr w:type="spellEnd"/>
+      <w:r>
+        <w:t xml:space="preserve"> roughly opposite each other (180° apart). High contrast, bold. </w:t>
+      </w:r>
+    </w:p>
+    <w:p>
+      <w:pPr>
+        <w:pStyle w:val="ListParagraph"/>
+        <w:numPr>
+          <w:ilvl w:val="0"/>
+          <w:numId w:val="6"/>
+        </w:numPr>
+      </w:pPr>
+      <w:r>
+        <w:rPr>
+          <w:b/>
+          <w:bCs/>
+        </w:rPr>
+        <w:t>Analogous</w:t>
+      </w:r>
+      <w:r>
+        <w:t xml:space="preserve"> — </w:t>
+      </w:r>
+      <w:proofErr w:type="spellStart"/>
+      <w:r>
+        <w:t>colors</w:t>
+      </w:r>
+      <w:proofErr w:type="spellEnd"/>
+      <w:r>
+        <w:t xml:space="preserve"> close together (within ~40°). Calm, cohesive — good fit for "Reflective" or "Gratitude" journals. </w:t>
+      </w:r>
+    </w:p>
+    <w:p>
+      <w:pPr>
+        <w:pStyle w:val="ListParagraph"/>
+        <w:numPr>
+          <w:ilvl w:val="0"/>
+          <w:numId w:val="6"/>
+        </w:numPr>
+      </w:pPr>
+      <w:r>
+        <w:rPr>
+          <w:b/>
+          <w:bCs/>
+        </w:rPr>
+        <w:t>Triadic</w:t>
+      </w:r>
+      <w:r>
+        <w:t xml:space="preserve"> — three </w:t>
+      </w:r>
+      <w:proofErr w:type="spellStart"/>
+      <w:r>
+        <w:t>colors</w:t>
+      </w:r>
+      <w:proofErr w:type="spellEnd"/>
+      <w:r>
+        <w:t xml:space="preserve"> evenly spaced (~120° apart). Vibrant but balanced. </w:t>
+      </w:r>
+    </w:p>
+    <w:p>
+      <w:pPr>
+        <w:pStyle w:val="ListParagraph"/>
+        <w:numPr>
+          <w:ilvl w:val="0"/>
+          <w:numId w:val="6"/>
+        </w:numPr>
+      </w:pPr>
+      <w:r>
+        <w:rPr>
+          <w:b/>
+          <w:bCs/>
+        </w:rPr>
+        <w:t>Split-complementary</w:t>
+      </w:r>
+      <w:r>
+        <w:t xml:space="preserve"> — one base </w:t>
+      </w:r>
+      <w:proofErr w:type="spellStart"/>
+      <w:r>
+        <w:t>color</w:t>
+      </w:r>
+      <w:proofErr w:type="spellEnd"/>
+      <w:r>
+        <w:t xml:space="preserve"> plus the two </w:t>
+      </w:r>
+      <w:proofErr w:type="spellStart"/>
+      <w:r>
+        <w:t>colors</w:t>
+      </w:r>
+      <w:proofErr w:type="spellEnd"/>
+      <w:r>
+        <w:t xml:space="preserve"> adjacent to its complement. Contrast without being as harsh as pure complementary.</w:t>
+      </w:r>
+    </w:p>
+    <w:p>
+      <w:pPr>
+        <w:pStyle w:val="Heading3"/>
+      </w:pPr>
+      <w:r>
+        <w:t>Implementation</w:t>
+      </w:r>
+    </w:p>
+    <w:p>
+      <w:pPr>
+        <w:pStyle w:val="ListParagraph"/>
+        <w:numPr>
+          <w:ilvl w:val="0"/>
+          <w:numId w:val="13"/>
+        </w:numPr>
+      </w:pPr>
+      <w:r>
+        <w:t xml:space="preserve">Runs </w:t>
+      </w:r>
+      <w:proofErr w:type="spellStart"/>
+      <w:r>
+        <w:t>ColorThief</w:t>
+      </w:r>
+      <w:proofErr w:type="spellEnd"/>
+      <w:r>
+        <w:t xml:space="preserve"> on each photo individually → 5 </w:t>
+      </w:r>
+      <w:proofErr w:type="spellStart"/>
+      <w:r>
+        <w:t>colors</w:t>
+      </w:r>
+      <w:proofErr w:type="spellEnd"/>
+      <w:r>
+        <w:t xml:space="preserve"> per photo </w:t>
+      </w:r>
+    </w:p>
+    <w:p>
+      <w:pPr>
+        <w:pStyle w:val="ListParagraph"/>
+        <w:numPr>
+          <w:ilvl w:val="0"/>
+          <w:numId w:val="13"/>
+        </w:numPr>
+      </w:pPr>
+      <w:r>
+        <w:t xml:space="preserve">Merges all of them with positional weighting (a photo's #1 </w:t>
+      </w:r>
+      <w:proofErr w:type="spellStart"/>
+      <w:r>
+        <w:t>color</w:t>
+      </w:r>
+      <w:proofErr w:type="spellEnd"/>
+      <w:r>
+        <w:t xml:space="preserve"> counts more than its #5) </w:t>
+      </w:r>
+    </w:p>
+    <w:p>
+      <w:pPr>
+        <w:pStyle w:val="ListParagraph"/>
+        <w:numPr>
+          <w:ilvl w:val="0"/>
+          <w:numId w:val="13"/>
+        </w:numPr>
+      </w:pPr>
+      <w:r>
+        <w:t xml:space="preserve">Converts the winning </w:t>
+      </w:r>
+      <w:proofErr w:type="spellStart"/>
+      <w:r>
+        <w:t>colors</w:t>
+      </w:r>
+      <w:proofErr w:type="spellEnd"/>
+      <w:r>
+        <w:t xml:space="preserve"> to Lab via </w:t>
+      </w:r>
+      <w:proofErr w:type="spellStart"/>
+      <w:r>
+        <w:t>colormath</w:t>
+      </w:r>
+      <w:proofErr w:type="spellEnd"/>
+      <w:r>
+        <w:t xml:space="preserve"> (with the patch applied) </w:t>
+      </w:r>
+    </w:p>
+    <w:p>
+      <w:pPr>
+        <w:pStyle w:val="ListParagraph"/>
+        <w:numPr>
+          <w:ilvl w:val="0"/>
+          <w:numId w:val="13"/>
+        </w:numPr>
+      </w:pPr>
+      <w:r>
+        <w:t xml:space="preserve">Looks at the hue spread across your top </w:t>
+      </w:r>
+      <w:proofErr w:type="spellStart"/>
+      <w:r>
+        <w:t>colors</w:t>
+      </w:r>
+      <w:proofErr w:type="spellEnd"/>
+      <w:r>
+        <w:t xml:space="preserve"> and classifies it as complementary / triadic / split-complementary / analogous </w:t>
+      </w:r>
+    </w:p>
+    <w:p>
+      <w:pPr>
+        <w:pStyle w:val="ListParagraph"/>
+        <w:numPr>
+          <w:ilvl w:val="0"/>
+          <w:numId w:val="13"/>
+        </w:numPr>
+      </w:pPr>
+      <w:r>
+        <w:t xml:space="preserve">Applies 60-30-10 to assign primary/secondary/accent, then derives a neutral background/text pair for legibility </w:t>
+      </w:r>
+    </w:p>
+    <w:p>
+      <w:pPr>
+        <w:pStyle w:val="ListParagraph"/>
+        <w:numPr>
+          <w:ilvl w:val="0"/>
+          <w:numId w:val="13"/>
+        </w:numPr>
+      </w:pPr>
+      <w:r>
+        <w:t xml:space="preserve">Also supports the "user explicitly named </w:t>
+      </w:r>
+      <w:proofErr w:type="spellStart"/>
+      <w:r>
+        <w:t>colors</w:t>
+      </w:r>
+      <w:proofErr w:type="spellEnd"/>
+      <w:r>
+        <w:t>" bypass from your logic flow — when that happens, it skips photo analysis entirely, exactly as your spec says it should</w:t>
+      </w:r>
+    </w:p>
+    <w:p>
+      <w:pPr>
+        <w:pStyle w:val="Heading3"/>
+      </w:pPr>
+      <w:r>
+        <w:t>Connecting to the next architecture</w:t>
+      </w:r>
+    </w:p>
+    <w:p>
+      <w:r>
+        <w:t>Layer 0's fingerprint JSON (mood, scene type) and this Layer 1 palette are the two inputs everything downstream depends on:</w:t>
+      </w:r>
+    </w:p>
+    <w:p>
+      <w:pPr>
+        <w:numPr>
+          <w:ilvl w:val="0"/>
+          <w:numId w:val="14"/>
+        </w:numPr>
+      </w:pPr>
+      <w:r>
+        <w:rPr>
+          <w:b/>
+          <w:bCs/>
+        </w:rPr>
+        <w:t>Layer 2</w:t>
+      </w:r>
+      <w:r>
+        <w:t xml:space="preserve"> (layout) uses theme to pick a default template family</w:t>
+      </w:r>
+    </w:p>
+    <w:p>
+      <w:pPr>
+        <w:numPr>
+          <w:ilvl w:val="0"/>
+          <w:numId w:val="14"/>
+        </w:numPr>
+      </w:pPr>
+      <w:r>
+        <w:rPr>
+          <w:b/>
+          <w:bCs/>
+        </w:rPr>
+        <w:t>Layer 3</w:t>
+      </w:r>
+      <w:r>
+        <w:t xml:space="preserve"> (decorations) can match doodle </w:t>
+      </w:r>
+      <w:proofErr w:type="spellStart"/>
+      <w:r>
+        <w:t>color</w:t>
+      </w:r>
+      <w:proofErr w:type="spellEnd"/>
+      <w:r>
+        <w:t xml:space="preserve"> to warmth — warm palette → sunset/sand-toned SVGs, cool palette → wave/sky-toned ones</w:t>
+      </w:r>
+    </w:p>
+    <w:p>
+      <w:pPr>
+        <w:numPr>
+          <w:ilvl w:val="0"/>
+          <w:numId w:val="14"/>
+        </w:numPr>
+      </w:pPr>
+      <w:r>
+        <w:rPr>
+          <w:b/>
+          <w:bCs/>
+        </w:rPr>
+        <w:t>Layer 5</w:t>
+      </w:r>
+      <w:r>
+        <w:t xml:space="preserve"> (PDF render) applies roles.bg/</w:t>
+      </w:r>
+      <w:proofErr w:type="spellStart"/>
+      <w:r>
+        <w:t>roles.text</w:t>
+      </w:r>
+      <w:proofErr w:type="spellEnd"/>
+      <w:r>
+        <w:t xml:space="preserve"> directly as the page's CSS variables, and </w:t>
+      </w:r>
+      <w:proofErr w:type="spellStart"/>
+      <w:r>
+        <w:t>roles.primary</w:t>
+      </w:r>
+      <w:proofErr w:type="spellEnd"/>
+      <w:r>
+        <w:t>/accent for headers and borders</w:t>
+      </w:r>
+    </w:p>
+    <w:p/>
+    <w:p>
       <w:pPr>
         <w:pStyle w:val="Heading2"/>
         <w:jc w:val="both"/>
       </w:pPr>
       <w:r>
+        <w:lastRenderedPageBreak/>
         <w:t>Writing 5 base layout templates in Json Format</w:t>
       </w:r>
     </w:p>
@@ -2256,6 +2845,119 @@
     </w:lvl>
   </w:abstractNum>
   <w:abstractNum w:abstractNumId="1" w15:restartNumberingAfterBreak="0">
+    <w:nsid w:val="237877C5"/>
+    <w:multiLevelType w:val="hybridMultilevel"/>
+    <w:tmpl w:val="42E6F17E"/>
+    <w:lvl w:ilvl="0" w:tplc="40090001">
+      <w:start w:val="1"/>
+      <w:numFmt w:val="bullet"/>
+      <w:lvlText w:val=""/>
+      <w:lvlJc w:val="left"/>
+      <w:pPr>
+        <w:ind w:left="720" w:hanging="360"/>
+      </w:pPr>
+      <w:rPr>
+        <w:rFonts w:ascii="Symbol" w:hAnsi="Symbol" w:hint="default"/>
+      </w:rPr>
+    </w:lvl>
+    <w:lvl w:ilvl="1" w:tplc="40090003" w:tentative="1">
+      <w:start w:val="1"/>
+      <w:numFmt w:val="bullet"/>
+      <w:lvlText w:val="o"/>
+      <w:lvlJc w:val="left"/>
+      <w:pPr>
+        <w:ind w:left="1440" w:hanging="360"/>
+      </w:pPr>
+      <w:rPr>
+        <w:rFonts w:ascii="Courier New" w:hAnsi="Courier New" w:cs="Courier New" w:hint="default"/>
+      </w:rPr>
+    </w:lvl>
+    <w:lvl w:ilvl="2" w:tplc="40090005" w:tentative="1">
+      <w:start w:val="1"/>
+      <w:numFmt w:val="bullet"/>
+      <w:lvlText w:val=""/>
+      <w:lvlJc w:val="left"/>
+      <w:pPr>
+        <w:ind w:left="2160" w:hanging="360"/>
+      </w:pPr>
+      <w:rPr>
+        <w:rFonts w:ascii="Wingdings" w:hAnsi="Wingdings" w:hint="default"/>
+      </w:rPr>
+    </w:lvl>
+    <w:lvl w:ilvl="3" w:tplc="40090001" w:tentative="1">
+      <w:start w:val="1"/>
+      <w:numFmt w:val="bullet"/>
+      <w:lvlText w:val=""/>
+      <w:lvlJc w:val="left"/>
+      <w:pPr>
+        <w:ind w:left="2880" w:hanging="360"/>
+      </w:pPr>
+      <w:rPr>
+        <w:rFonts w:ascii="Symbol" w:hAnsi="Symbol" w:hint="default"/>
+      </w:rPr>
+    </w:lvl>
+    <w:lvl w:ilvl="4" w:tplc="40090003" w:tentative="1">
+      <w:start w:val="1"/>
+      <w:numFmt w:val="bullet"/>
+      <w:lvlText w:val="o"/>
+      <w:lvlJc w:val="left"/>
+      <w:pPr>
+        <w:ind w:left="3600" w:hanging="360"/>
+      </w:pPr>
+      <w:rPr>
+        <w:rFonts w:ascii="Courier New" w:hAnsi="Courier New" w:cs="Courier New" w:hint="default"/>
+      </w:rPr>
+    </w:lvl>
+    <w:lvl w:ilvl="5" w:tplc="40090005" w:tentative="1">
+      <w:start w:val="1"/>
+      <w:numFmt w:val="bullet"/>
+      <w:lvlText w:val=""/>
+      <w:lvlJc w:val="left"/>
+      <w:pPr>
+        <w:ind w:left="4320" w:hanging="360"/>
+      </w:pPr>
+      <w:rPr>
+        <w:rFonts w:ascii="Wingdings" w:hAnsi="Wingdings" w:hint="default"/>
+      </w:rPr>
+    </w:lvl>
+    <w:lvl w:ilvl="6" w:tplc="40090001" w:tentative="1">
+      <w:start w:val="1"/>
+      <w:numFmt w:val="bullet"/>
+      <w:lvlText w:val=""/>
+      <w:lvlJc w:val="left"/>
+      <w:pPr>
+        <w:ind w:left="5040" w:hanging="360"/>
+      </w:pPr>
+      <w:rPr>
+        <w:rFonts w:ascii="Symbol" w:hAnsi="Symbol" w:hint="default"/>
+      </w:rPr>
+    </w:lvl>
+    <w:lvl w:ilvl="7" w:tplc="40090003" w:tentative="1">
+      <w:start w:val="1"/>
+      <w:numFmt w:val="bullet"/>
+      <w:lvlText w:val="o"/>
+      <w:lvlJc w:val="left"/>
+      <w:pPr>
+        <w:ind w:left="5760" w:hanging="360"/>
+      </w:pPr>
+      <w:rPr>
+        <w:rFonts w:ascii="Courier New" w:hAnsi="Courier New" w:cs="Courier New" w:hint="default"/>
+      </w:rPr>
+    </w:lvl>
+    <w:lvl w:ilvl="8" w:tplc="40090005" w:tentative="1">
+      <w:start w:val="1"/>
+      <w:numFmt w:val="bullet"/>
+      <w:lvlText w:val=""/>
+      <w:lvlJc w:val="left"/>
+      <w:pPr>
+        <w:ind w:left="6480" w:hanging="360"/>
+      </w:pPr>
+      <w:rPr>
+        <w:rFonts w:ascii="Wingdings" w:hAnsi="Wingdings" w:hint="default"/>
+      </w:rPr>
+    </w:lvl>
+  </w:abstractNum>
+  <w:abstractNum w:abstractNumId="2" w15:restartNumberingAfterBreak="0">
     <w:nsid w:val="23E37538"/>
     <w:multiLevelType w:val="hybridMultilevel"/>
     <w:tmpl w:val="634CECA8"/>
@@ -2368,7 +3070,7 @@
       </w:rPr>
     </w:lvl>
   </w:abstractNum>
-  <w:abstractNum w:abstractNumId="2" w15:restartNumberingAfterBreak="0">
+  <w:abstractNum w:abstractNumId="3" w15:restartNumberingAfterBreak="0">
     <w:nsid w:val="28696F5A"/>
     <w:multiLevelType w:val="hybridMultilevel"/>
     <w:tmpl w:val="6F9C2A6E"/>
@@ -2457,7 +3159,156 @@
       </w:pPr>
     </w:lvl>
   </w:abstractNum>
-  <w:abstractNum w:abstractNumId="3" w15:restartNumberingAfterBreak="0">
+  <w:abstractNum w:abstractNumId="4" w15:restartNumberingAfterBreak="0">
+    <w:nsid w:val="2B9C4195"/>
+    <w:multiLevelType w:val="multilevel"/>
+    <w:tmpl w:val="48C882A6"/>
+    <w:lvl w:ilvl="0">
+      <w:start w:val="1"/>
+      <w:numFmt w:val="bullet"/>
+      <w:lvlText w:val=""/>
+      <w:lvlJc w:val="left"/>
+      <w:pPr>
+        <w:tabs>
+          <w:tab w:val="num" w:pos="720"/>
+        </w:tabs>
+        <w:ind w:left="720" w:hanging="360"/>
+      </w:pPr>
+      <w:rPr>
+        <w:rFonts w:ascii="Symbol" w:hAnsi="Symbol" w:hint="default"/>
+        <w:sz w:val="20"/>
+      </w:rPr>
+    </w:lvl>
+    <w:lvl w:ilvl="1" w:tentative="1">
+      <w:start w:val="1"/>
+      <w:numFmt w:val="bullet"/>
+      <w:lvlText w:val="o"/>
+      <w:lvlJc w:val="left"/>
+      <w:pPr>
+        <w:tabs>
+          <w:tab w:val="num" w:pos="1440"/>
+        </w:tabs>
+        <w:ind w:left="1440" w:hanging="360"/>
+      </w:pPr>
+      <w:rPr>
+        <w:rFonts w:ascii="Courier New" w:hAnsi="Courier New" w:hint="default"/>
+        <w:sz w:val="20"/>
+      </w:rPr>
+    </w:lvl>
+    <w:lvl w:ilvl="2" w:tentative="1">
+      <w:start w:val="1"/>
+      <w:numFmt w:val="bullet"/>
+      <w:lvlText w:val=""/>
+      <w:lvlJc w:val="left"/>
+      <w:pPr>
+        <w:tabs>
+          <w:tab w:val="num" w:pos="2160"/>
+        </w:tabs>
+        <w:ind w:left="2160" w:hanging="360"/>
+      </w:pPr>
+      <w:rPr>
+        <w:rFonts w:ascii="Wingdings" w:hAnsi="Wingdings" w:hint="default"/>
+        <w:sz w:val="20"/>
+      </w:rPr>
+    </w:lvl>
+    <w:lvl w:ilvl="3" w:tentative="1">
+      <w:start w:val="1"/>
+      <w:numFmt w:val="bullet"/>
+      <w:lvlText w:val=""/>
+      <w:lvlJc w:val="left"/>
+      <w:pPr>
+        <w:tabs>
+          <w:tab w:val="num" w:pos="2880"/>
+        </w:tabs>
+        <w:ind w:left="2880" w:hanging="360"/>
+      </w:pPr>
+      <w:rPr>
+        <w:rFonts w:ascii="Wingdings" w:hAnsi="Wingdings" w:hint="default"/>
+        <w:sz w:val="20"/>
+      </w:rPr>
+    </w:lvl>
+    <w:lvl w:ilvl="4" w:tentative="1">
+      <w:start w:val="1"/>
+      <w:numFmt w:val="bullet"/>
+      <w:lvlText w:val=""/>
+      <w:lvlJc w:val="left"/>
+      <w:pPr>
+        <w:tabs>
+          <w:tab w:val="num" w:pos="3600"/>
+        </w:tabs>
+        <w:ind w:left="3600" w:hanging="360"/>
+      </w:pPr>
+      <w:rPr>
+        <w:rFonts w:ascii="Wingdings" w:hAnsi="Wingdings" w:hint="default"/>
+        <w:sz w:val="20"/>
+      </w:rPr>
+    </w:lvl>
+    <w:lvl w:ilvl="5" w:tentative="1">
+      <w:start w:val="1"/>
+      <w:numFmt w:val="bullet"/>
+      <w:lvlText w:val=""/>
+      <w:lvlJc w:val="left"/>
+      <w:pPr>
+        <w:tabs>
+          <w:tab w:val="num" w:pos="4320"/>
+        </w:tabs>
+        <w:ind w:left="4320" w:hanging="360"/>
+      </w:pPr>
+      <w:rPr>
+        <w:rFonts w:ascii="Wingdings" w:hAnsi="Wingdings" w:hint="default"/>
+        <w:sz w:val="20"/>
+      </w:rPr>
+    </w:lvl>
+    <w:lvl w:ilvl="6" w:tentative="1">
+      <w:start w:val="1"/>
+      <w:numFmt w:val="bullet"/>
+      <w:lvlText w:val=""/>
+      <w:lvlJc w:val="left"/>
+      <w:pPr>
+        <w:tabs>
+          <w:tab w:val="num" w:pos="5040"/>
+        </w:tabs>
+        <w:ind w:left="5040" w:hanging="360"/>
+      </w:pPr>
+      <w:rPr>
+        <w:rFonts w:ascii="Wingdings" w:hAnsi="Wingdings" w:hint="default"/>
+        <w:sz w:val="20"/>
+      </w:rPr>
+    </w:lvl>
+    <w:lvl w:ilvl="7" w:tentative="1">
+      <w:start w:val="1"/>
+      <w:numFmt w:val="bullet"/>
+      <w:lvlText w:val=""/>
+      <w:lvlJc w:val="left"/>
+      <w:pPr>
+        <w:tabs>
+          <w:tab w:val="num" w:pos="5760"/>
+        </w:tabs>
+        <w:ind w:left="5760" w:hanging="360"/>
+      </w:pPr>
+      <w:rPr>
+        <w:rFonts w:ascii="Wingdings" w:hAnsi="Wingdings" w:hint="default"/>
+        <w:sz w:val="20"/>
+      </w:rPr>
+    </w:lvl>
+    <w:lvl w:ilvl="8" w:tentative="1">
+      <w:start w:val="1"/>
+      <w:numFmt w:val="bullet"/>
+      <w:lvlText w:val=""/>
+      <w:lvlJc w:val="left"/>
+      <w:pPr>
+        <w:tabs>
+          <w:tab w:val="num" w:pos="6480"/>
+        </w:tabs>
+        <w:ind w:left="6480" w:hanging="360"/>
+      </w:pPr>
+      <w:rPr>
+        <w:rFonts w:ascii="Wingdings" w:hAnsi="Wingdings" w:hint="default"/>
+        <w:sz w:val="20"/>
+      </w:rPr>
+    </w:lvl>
+  </w:abstractNum>
+  <w:abstractNum w:abstractNumId="5" w15:restartNumberingAfterBreak="0">
     <w:nsid w:val="348933A3"/>
     <w:multiLevelType w:val="hybridMultilevel"/>
     <w:tmpl w:val="AB2E894C"/>
@@ -2546,7 +3397,7 @@
       </w:pPr>
     </w:lvl>
   </w:abstractNum>
-  <w:abstractNum w:abstractNumId="4" w15:restartNumberingAfterBreak="0">
+  <w:abstractNum w:abstractNumId="6" w15:restartNumberingAfterBreak="0">
     <w:nsid w:val="446E6D51"/>
     <w:multiLevelType w:val="hybridMultilevel"/>
     <w:tmpl w:val="6248D10C"/>
@@ -2635,7 +3486,7 @@
       </w:pPr>
     </w:lvl>
   </w:abstractNum>
-  <w:abstractNum w:abstractNumId="5" w15:restartNumberingAfterBreak="0">
+  <w:abstractNum w:abstractNumId="7" w15:restartNumberingAfterBreak="0">
     <w:nsid w:val="477218FE"/>
     <w:multiLevelType w:val="hybridMultilevel"/>
     <w:tmpl w:val="0D329B76"/>
@@ -2721,7 +3572,7 @@
       </w:pPr>
     </w:lvl>
   </w:abstractNum>
-  <w:abstractNum w:abstractNumId="6" w15:restartNumberingAfterBreak="0">
+  <w:abstractNum w:abstractNumId="8" w15:restartNumberingAfterBreak="0">
     <w:nsid w:val="47D4560B"/>
     <w:multiLevelType w:val="hybridMultilevel"/>
     <w:tmpl w:val="5A84CD74"/>
@@ -2834,7 +3685,7 @@
       </w:rPr>
     </w:lvl>
   </w:abstractNum>
-  <w:abstractNum w:abstractNumId="7" w15:restartNumberingAfterBreak="0">
+  <w:abstractNum w:abstractNumId="9" w15:restartNumberingAfterBreak="0">
     <w:nsid w:val="4BFD00B5"/>
     <w:multiLevelType w:val="hybridMultilevel"/>
     <w:tmpl w:val="9C2CE6CC"/>
@@ -2947,7 +3798,7 @@
       </w:rPr>
     </w:lvl>
   </w:abstractNum>
-  <w:abstractNum w:abstractNumId="8" w15:restartNumberingAfterBreak="0">
+  <w:abstractNum w:abstractNumId="10" w15:restartNumberingAfterBreak="0">
     <w:nsid w:val="51B300F9"/>
     <w:multiLevelType w:val="hybridMultilevel"/>
     <w:tmpl w:val="FC1EBF64"/>
@@ -3033,7 +3884,7 @@
       </w:pPr>
     </w:lvl>
   </w:abstractNum>
-  <w:abstractNum w:abstractNumId="9" w15:restartNumberingAfterBreak="0">
+  <w:abstractNum w:abstractNumId="11" w15:restartNumberingAfterBreak="0">
     <w:nsid w:val="5FCD15A0"/>
     <w:multiLevelType w:val="hybridMultilevel"/>
     <w:tmpl w:val="760AC17A"/>
@@ -3119,7 +3970,93 @@
       </w:pPr>
     </w:lvl>
   </w:abstractNum>
-  <w:abstractNum w:abstractNumId="10" w15:restartNumberingAfterBreak="0">
+  <w:abstractNum w:abstractNumId="12" w15:restartNumberingAfterBreak="0">
+    <w:nsid w:val="6DBE58F2"/>
+    <w:multiLevelType w:val="hybridMultilevel"/>
+    <w:tmpl w:val="F4B462C4"/>
+    <w:lvl w:ilvl="0" w:tplc="4009000F">
+      <w:start w:val="1"/>
+      <w:numFmt w:val="decimal"/>
+      <w:lvlText w:val="%1."/>
+      <w:lvlJc w:val="left"/>
+      <w:pPr>
+        <w:ind w:left="720" w:hanging="360"/>
+      </w:pPr>
+    </w:lvl>
+    <w:lvl w:ilvl="1" w:tplc="40090019" w:tentative="1">
+      <w:start w:val="1"/>
+      <w:numFmt w:val="lowerLetter"/>
+      <w:lvlText w:val="%2."/>
+      <w:lvlJc w:val="left"/>
+      <w:pPr>
+        <w:ind w:left="1440" w:hanging="360"/>
+      </w:pPr>
+    </w:lvl>
+    <w:lvl w:ilvl="2" w:tplc="4009001B" w:tentative="1">
+      <w:start w:val="1"/>
+      <w:numFmt w:val="lowerRoman"/>
+      <w:lvlText w:val="%3."/>
+      <w:lvlJc w:val="right"/>
+      <w:pPr>
+        <w:ind w:left="2160" w:hanging="180"/>
+      </w:pPr>
+    </w:lvl>
+    <w:lvl w:ilvl="3" w:tplc="4009000F" w:tentative="1">
+      <w:start w:val="1"/>
+      <w:numFmt w:val="decimal"/>
+      <w:lvlText w:val="%4."/>
+      <w:lvlJc w:val="left"/>
+      <w:pPr>
+        <w:ind w:left="2880" w:hanging="360"/>
+      </w:pPr>
+    </w:lvl>
+    <w:lvl w:ilvl="4" w:tplc="40090019" w:tentative="1">
+      <w:start w:val="1"/>
+      <w:numFmt w:val="lowerLetter"/>
+      <w:lvlText w:val="%5."/>
+      <w:lvlJc w:val="left"/>
+      <w:pPr>
+        <w:ind w:left="3600" w:hanging="360"/>
+      </w:pPr>
+    </w:lvl>
+    <w:lvl w:ilvl="5" w:tplc="4009001B" w:tentative="1">
+      <w:start w:val="1"/>
+      <w:numFmt w:val="lowerRoman"/>
+      <w:lvlText w:val="%6."/>
+      <w:lvlJc w:val="right"/>
+      <w:pPr>
+        <w:ind w:left="4320" w:hanging="180"/>
+      </w:pPr>
+    </w:lvl>
+    <w:lvl w:ilvl="6" w:tplc="4009000F" w:tentative="1">
+      <w:start w:val="1"/>
+      <w:numFmt w:val="decimal"/>
+      <w:lvlText w:val="%7."/>
+      <w:lvlJc w:val="left"/>
+      <w:pPr>
+        <w:ind w:left="5040" w:hanging="360"/>
+      </w:pPr>
+    </w:lvl>
+    <w:lvl w:ilvl="7" w:tplc="40090019" w:tentative="1">
+      <w:start w:val="1"/>
+      <w:numFmt w:val="lowerLetter"/>
+      <w:lvlText w:val="%8."/>
+      <w:lvlJc w:val="left"/>
+      <w:pPr>
+        <w:ind w:left="5760" w:hanging="360"/>
+      </w:pPr>
+    </w:lvl>
+    <w:lvl w:ilvl="8" w:tplc="4009001B" w:tentative="1">
+      <w:start w:val="1"/>
+      <w:numFmt w:val="lowerRoman"/>
+      <w:lvlText w:val="%9."/>
+      <w:lvlJc w:val="right"/>
+      <w:pPr>
+        <w:ind w:left="6480" w:hanging="180"/>
+      </w:pPr>
+    </w:lvl>
+  </w:abstractNum>
+  <w:abstractNum w:abstractNumId="13" w15:restartNumberingAfterBreak="0">
     <w:nsid w:val="77775D1B"/>
     <w:multiLevelType w:val="hybridMultilevel"/>
     <w:tmpl w:val="3E326D7A"/>
@@ -3233,37 +4170,46 @@
     </w:lvl>
   </w:abstractNum>
   <w:num w:numId="1" w16cid:durableId="1996949534">
-    <w:abstractNumId w:val="1"/>
+    <w:abstractNumId w:val="2"/>
   </w:num>
   <w:num w:numId="2" w16cid:durableId="1513642875">
+    <w:abstractNumId w:val="8"/>
+  </w:num>
+  <w:num w:numId="3" w16cid:durableId="1163859686">
+    <w:abstractNumId w:val="3"/>
+  </w:num>
+  <w:num w:numId="4" w16cid:durableId="986013593">
     <w:abstractNumId w:val="6"/>
   </w:num>
-  <w:num w:numId="3" w16cid:durableId="1163859686">
-    <w:abstractNumId w:val="2"/>
-  </w:num>
-  <w:num w:numId="4" w16cid:durableId="986013593">
-    <w:abstractNumId w:val="4"/>
-  </w:num>
   <w:num w:numId="5" w16cid:durableId="695497727">
-    <w:abstractNumId w:val="3"/>
+    <w:abstractNumId w:val="5"/>
   </w:num>
   <w:num w:numId="6" w16cid:durableId="949314308">
-    <w:abstractNumId w:val="7"/>
+    <w:abstractNumId w:val="9"/>
   </w:num>
   <w:num w:numId="7" w16cid:durableId="1282565618">
-    <w:abstractNumId w:val="8"/>
+    <w:abstractNumId w:val="10"/>
   </w:num>
   <w:num w:numId="8" w16cid:durableId="1536111627">
-    <w:abstractNumId w:val="5"/>
+    <w:abstractNumId w:val="7"/>
   </w:num>
   <w:num w:numId="9" w16cid:durableId="1741756684">
     <w:abstractNumId w:val="0"/>
   </w:num>
   <w:num w:numId="10" w16cid:durableId="1340547028">
-    <w:abstractNumId w:val="9"/>
+    <w:abstractNumId w:val="11"/>
   </w:num>
   <w:num w:numId="11" w16cid:durableId="1422222121">
-    <w:abstractNumId w:val="10"/>
+    <w:abstractNumId w:val="13"/>
+  </w:num>
+  <w:num w:numId="12" w16cid:durableId="1989362049">
+    <w:abstractNumId w:val="1"/>
+  </w:num>
+  <w:num w:numId="13" w16cid:durableId="1498380658">
+    <w:abstractNumId w:val="12"/>
+  </w:num>
+  <w:num w:numId="14" w16cid:durableId="1177421219">
+    <w:abstractNumId w:val="4"/>
   </w:num>
 </w:numbering>
 </file>
@@ -3740,7 +4686,6 @@
     <w:next w:val="Normal"/>
     <w:link w:val="Heading4Char"/>
     <w:uiPriority w:val="9"/>
-    <w:semiHidden/>
     <w:unhideWhenUsed/>
     <w:qFormat/>
     <w:rsid w:val="001E04D8"/>
@@ -3936,7 +4881,6 @@
     <w:basedOn w:val="DefaultParagraphFont"/>
     <w:link w:val="Heading4"/>
     <w:uiPriority w:val="9"/>
-    <w:semiHidden/>
     <w:rsid w:val="001E04D8"/>
     <w:rPr>
       <w:rFonts w:eastAsiaTheme="majorEastAsia" w:cstheme="majorBidi"/>

--- a/instant deployement/Instant deployement.docx
+++ b/instant deployement/Instant deployement.docx
@@ -165,7 +165,15 @@
         </w:rPr>
       </w:pPr>
       <w:r>
-        <w:t xml:space="preserve">Git repo link : </w:t>
+        <w:t xml:space="preserve">Git repo </w:t>
+      </w:r>
+      <w:proofErr w:type="gramStart"/>
+      <w:r>
+        <w:t>link :</w:t>
+      </w:r>
+      <w:proofErr w:type="gramEnd"/>
+      <w:r>
+        <w:t xml:space="preserve"> </w:t>
       </w:r>
       <w:r>
         <w:fldChar w:fldCharType="begin"/>
@@ -396,7 +404,15 @@
         <w:jc w:val="both"/>
       </w:pPr>
       <w:r>
-        <w:t>Device info – Camera make, model, lens</w:t>
+        <w:t xml:space="preserve">Device info – Camera </w:t>
+      </w:r>
+      <w:proofErr w:type="gramStart"/>
+      <w:r>
+        <w:t>make</w:t>
+      </w:r>
+      <w:proofErr w:type="gramEnd"/>
+      <w:r>
+        <w:t>, model, lens</w:t>
       </w:r>
     </w:p>
     <w:p>
@@ -463,7 +479,15 @@
         <w:jc w:val="both"/>
       </w:pPr>
       <w:r>
-        <w:t>GPS Data -  Latitude, Longitude, Altitude, stored as degrees/minutes/seconds, not just a plain decimal</w:t>
+        <w:t xml:space="preserve">GPS Data </w:t>
+      </w:r>
+      <w:proofErr w:type="gramStart"/>
+      <w:r>
+        <w:t>-  Latitude</w:t>
+      </w:r>
+      <w:proofErr w:type="gramEnd"/>
+      <w:r>
+        <w:t>, Longitude, Altitude, stored as degrees/minutes/seconds, not just a plain decimal</w:t>
       </w:r>
     </w:p>
     <w:p>
@@ -531,6 +555,7 @@
         <w:t>/</w:t>
       </w:r>
       <w:proofErr w:type="spellStart"/>
+      <w:proofErr w:type="gramStart"/>
       <w:r>
         <w:rPr>
           <w:i/>
@@ -540,7 +565,11 @@
       </w:r>
       <w:proofErr w:type="spellEnd"/>
       <w:r>
-        <w:t>(feeds reverse geocoding → location names like "Marina Beach, Chennai")</w:t>
+        <w:t>(</w:t>
+      </w:r>
+      <w:proofErr w:type="gramEnd"/>
+      <w:r>
+        <w:t>feeds reverse geocoding → location names like "Marina Beach, Chennai")</w:t>
       </w:r>
     </w:p>
     <w:p>
@@ -1327,7 +1356,15 @@
         <w:jc w:val="both"/>
       </w:pPr>
       <w:r>
-        <w:t xml:space="preserve">Step 2 – Travels over HTTPS to AI’s server(like </w:t>
+        <w:t xml:space="preserve">Step 2 – Travels over HTTPS to AI’s </w:t>
+      </w:r>
+      <w:proofErr w:type="gramStart"/>
+      <w:r>
+        <w:t>server(</w:t>
+      </w:r>
+      <w:proofErr w:type="gramEnd"/>
+      <w:r>
+        <w:t xml:space="preserve">like </w:t>
       </w:r>
       <w:proofErr w:type="spellStart"/>
       <w:r>
@@ -1352,7 +1389,15 @@
         <w:jc w:val="both"/>
       </w:pPr>
       <w:r>
-        <w:t xml:space="preserve">Step 3 – The server checks your key, checks you’re within your rate limit and routed request to the model. </w:t>
+        <w:t xml:space="preserve">Step 3 – The server checks your </w:t>
+      </w:r>
+      <w:proofErr w:type="gramStart"/>
+      <w:r>
+        <w:t>key,</w:t>
+      </w:r>
+      <w:proofErr w:type="gramEnd"/>
+      <w:r>
+        <w:t xml:space="preserve"> checks you’re within your rate limit and routed request to the model. </w:t>
       </w:r>
     </w:p>
     <w:p>
@@ -1916,8 +1961,13 @@
         <w:jc w:val="both"/>
       </w:pPr>
       <w:r>
-        <w:t>Write everything to layer0_fingerprint_output.json</w:t>
-      </w:r>
+        <w:t>Write everything to layer0_fingerprint_</w:t>
+      </w:r>
+      <w:proofErr w:type="gramStart"/>
+      <w:r>
+        <w:t>output.json</w:t>
+      </w:r>
+      <w:proofErr w:type="gramEnd"/>
     </w:p>
     <w:p>
       <w:pPr>
@@ -2115,6 +2165,9 @@
     </w:p>
     <w:p>
       <w:r>
+        <w:rPr>
+          <w:noProof/>
+        </w:rPr>
         <w:drawing>
           <wp:inline distT="0" distB="0" distL="0" distR="0" wp14:anchorId="31F3C2E3" wp14:editId="10F7DF54">
             <wp:extent cx="5731510" cy="4776470"/>
@@ -2692,10 +2745,12 @@
         <w:t xml:space="preserve"> directly as the page's CSS variables, and </w:t>
       </w:r>
       <w:proofErr w:type="spellStart"/>
+      <w:proofErr w:type="gramStart"/>
       <w:r>
         <w:t>roles.primary</w:t>
       </w:r>
       <w:proofErr w:type="spellEnd"/>
+      <w:proofErr w:type="gramEnd"/>
       <w:r>
         <w:t>/accent for headers and borders</w:t>
       </w:r>
@@ -2707,19 +2762,697 @@
         <w:jc w:val="both"/>
       </w:pPr>
       <w:r>
+        <w:t>Writing 5 base layout templates in Json Format</w:t>
+      </w:r>
+      <w:r>
+        <w:t xml:space="preserve"> and Render to HTML</w:t>
+      </w:r>
+    </w:p>
+    <w:p>
+      <w:r>
+        <w:t xml:space="preserve">A blueprint of the design for the code to read. </w:t>
+      </w:r>
+    </w:p>
+    <w:p>
+      <w:pPr>
+        <w:spacing w:after="0"/>
+        <w:rPr>
+          <w:highlight w:val="lightGray"/>
+        </w:rPr>
+      </w:pPr>
+      <w:r>
+        <w:rPr>
+          <w:highlight w:val="lightGray"/>
+        </w:rPr>
+        <w:t xml:space="preserve">Format: </w:t>
+      </w:r>
+    </w:p>
+    <w:p>
+      <w:pPr>
+        <w:spacing w:after="0"/>
+        <w:rPr>
+          <w:highlight w:val="lightGray"/>
+        </w:rPr>
+      </w:pPr>
+      <w:r>
+        <w:rPr>
+          <w:highlight w:val="lightGray"/>
+        </w:rPr>
+        <w:t>PHOTO_TYPES = {"photo", "</w:t>
+      </w:r>
+      <w:proofErr w:type="spellStart"/>
+      <w:r>
+        <w:rPr>
+          <w:highlight w:val="lightGray"/>
+        </w:rPr>
+        <w:t>photo_frame</w:t>
+      </w:r>
+      <w:proofErr w:type="spellEnd"/>
+      <w:r>
+        <w:rPr>
+          <w:highlight w:val="lightGray"/>
+        </w:rPr>
+        <w:t>", "</w:t>
+      </w:r>
+      <w:proofErr w:type="spellStart"/>
+      <w:r>
+        <w:rPr>
+          <w:highlight w:val="lightGray"/>
+        </w:rPr>
+        <w:t>image_placeholder</w:t>
+      </w:r>
+      <w:proofErr w:type="spellEnd"/>
+      <w:r>
+        <w:rPr>
+          <w:highlight w:val="lightGray"/>
+        </w:rPr>
+        <w:t>", "polaroid", "</w:t>
+      </w:r>
+      <w:proofErr w:type="spellStart"/>
+      <w:r>
+        <w:rPr>
+          <w:highlight w:val="lightGray"/>
+        </w:rPr>
+        <w:t>torn_photo</w:t>
+      </w:r>
+      <w:proofErr w:type="spellEnd"/>
+      <w:r>
+        <w:rPr>
+          <w:highlight w:val="lightGray"/>
+        </w:rPr>
+        <w:t>",</w:t>
+      </w:r>
+    </w:p>
+    <w:p>
+      <w:pPr>
+        <w:spacing w:after="0"/>
+        <w:rPr>
+          <w:highlight w:val="lightGray"/>
+        </w:rPr>
+      </w:pPr>
+      <w:r>
+        <w:rPr>
+          <w:highlight w:val="lightGray"/>
+        </w:rPr>
+        <w:t>               "</w:t>
+      </w:r>
+      <w:proofErr w:type="spellStart"/>
+      <w:proofErr w:type="gramStart"/>
+      <w:r>
+        <w:rPr>
+          <w:highlight w:val="lightGray"/>
+        </w:rPr>
+        <w:t>photo</w:t>
+      </w:r>
+      <w:proofErr w:type="gramEnd"/>
+      <w:r>
+        <w:rPr>
+          <w:highlight w:val="lightGray"/>
+        </w:rPr>
+        <w:t>_group</w:t>
+      </w:r>
+      <w:proofErr w:type="spellEnd"/>
+      <w:r>
+        <w:rPr>
+          <w:highlight w:val="lightGray"/>
+        </w:rPr>
+        <w:t>", "</w:t>
+      </w:r>
+      <w:proofErr w:type="spellStart"/>
+      <w:r>
+        <w:rPr>
+          <w:highlight w:val="lightGray"/>
+        </w:rPr>
+        <w:t>film_strip</w:t>
+      </w:r>
+      <w:proofErr w:type="spellEnd"/>
+      <w:r>
+        <w:rPr>
+          <w:highlight w:val="lightGray"/>
+        </w:rPr>
+        <w:t>"}</w:t>
+      </w:r>
+    </w:p>
+    <w:p>
+      <w:pPr>
+        <w:spacing w:after="0"/>
+        <w:rPr>
+          <w:highlight w:val="lightGray"/>
+        </w:rPr>
+      </w:pPr>
+      <w:r>
+        <w:rPr>
+          <w:highlight w:val="lightGray"/>
+        </w:rPr>
+        <w:t>TEXT_TYPES = {"paragraph", "text", "</w:t>
+      </w:r>
+      <w:proofErr w:type="spellStart"/>
+      <w:r>
+        <w:rPr>
+          <w:highlight w:val="lightGray"/>
+        </w:rPr>
+        <w:t>text_area</w:t>
+      </w:r>
+      <w:proofErr w:type="spellEnd"/>
+      <w:r>
+        <w:rPr>
+          <w:highlight w:val="lightGray"/>
+        </w:rPr>
+        <w:t>", "</w:t>
+      </w:r>
+      <w:proofErr w:type="spellStart"/>
+      <w:r>
+        <w:rPr>
+          <w:highlight w:val="lightGray"/>
+        </w:rPr>
+        <w:t>text_label</w:t>
+      </w:r>
+      <w:proofErr w:type="spellEnd"/>
+      <w:r>
+        <w:rPr>
+          <w:highlight w:val="lightGray"/>
+        </w:rPr>
+        <w:t>", "title", "subtitle"}</w:t>
+      </w:r>
+    </w:p>
+    <w:p>
+      <w:pPr>
+        <w:spacing w:after="0"/>
+        <w:rPr>
+          <w:highlight w:val="lightGray"/>
+        </w:rPr>
+      </w:pPr>
+      <w:r>
+        <w:rPr>
+          <w:highlight w:val="lightGray"/>
+        </w:rPr>
         <w:lastRenderedPageBreak/>
-        <w:t>Writing 5 base layout templates in Json Format</w:t>
-      </w:r>
-    </w:p>
-    <w:p>
-      <w:pPr>
-        <w:pStyle w:val="Heading2"/>
-        <w:jc w:val="both"/>
-      </w:pPr>
-      <w:r>
-        <w:t>Render to HTML</w:t>
-      </w:r>
-    </w:p>
+        <w:t>DECOR_TYPES = {"sticker", "doodle", "</w:t>
+      </w:r>
+      <w:proofErr w:type="spellStart"/>
+      <w:r>
+        <w:rPr>
+          <w:highlight w:val="lightGray"/>
+        </w:rPr>
+        <w:t>doodle_placeholder</w:t>
+      </w:r>
+      <w:proofErr w:type="spellEnd"/>
+      <w:r>
+        <w:rPr>
+          <w:highlight w:val="lightGray"/>
+        </w:rPr>
+        <w:t>", "icon", "</w:t>
+      </w:r>
+      <w:proofErr w:type="spellStart"/>
+      <w:r>
+        <w:rPr>
+          <w:highlight w:val="lightGray"/>
+        </w:rPr>
+        <w:t>vector_graphic</w:t>
+      </w:r>
+      <w:proofErr w:type="spellEnd"/>
+      <w:r>
+        <w:rPr>
+          <w:highlight w:val="lightGray"/>
+        </w:rPr>
+        <w:t>",</w:t>
+      </w:r>
+    </w:p>
+    <w:p>
+      <w:pPr>
+        <w:spacing w:after="0"/>
+        <w:rPr>
+          <w:highlight w:val="lightGray"/>
+        </w:rPr>
+      </w:pPr>
+      <w:r>
+        <w:rPr>
+          <w:highlight w:val="lightGray"/>
+        </w:rPr>
+        <w:t>                "</w:t>
+      </w:r>
+      <w:proofErr w:type="spellStart"/>
+      <w:proofErr w:type="gramStart"/>
+      <w:r>
+        <w:rPr>
+          <w:highlight w:val="lightGray"/>
+        </w:rPr>
+        <w:t>graphic</w:t>
+      </w:r>
+      <w:proofErr w:type="gramEnd"/>
+      <w:r>
+        <w:rPr>
+          <w:highlight w:val="lightGray"/>
+        </w:rPr>
+        <w:t>_element</w:t>
+      </w:r>
+      <w:proofErr w:type="spellEnd"/>
+      <w:r>
+        <w:rPr>
+          <w:highlight w:val="lightGray"/>
+        </w:rPr>
+        <w:t>", "</w:t>
+      </w:r>
+      <w:proofErr w:type="spellStart"/>
+      <w:r>
+        <w:rPr>
+          <w:highlight w:val="lightGray"/>
+        </w:rPr>
+        <w:t>ui_element</w:t>
+      </w:r>
+      <w:proofErr w:type="spellEnd"/>
+      <w:r>
+        <w:rPr>
+          <w:highlight w:val="lightGray"/>
+        </w:rPr>
+        <w:t>"}</w:t>
+      </w:r>
+    </w:p>
+    <w:p>
+      <w:pPr>
+        <w:spacing w:after="0"/>
+        <w:rPr>
+          <w:highlight w:val="lightGray"/>
+        </w:rPr>
+      </w:pPr>
+      <w:r>
+        <w:rPr>
+          <w:highlight w:val="lightGray"/>
+        </w:rPr>
+        <w:t>PERSON_TYPES = {"</w:t>
+      </w:r>
+      <w:proofErr w:type="spellStart"/>
+      <w:r>
+        <w:rPr>
+          <w:highlight w:val="lightGray"/>
+        </w:rPr>
+        <w:t>person_cutout</w:t>
+      </w:r>
+      <w:proofErr w:type="spellEnd"/>
+      <w:r>
+        <w:rPr>
+          <w:highlight w:val="lightGray"/>
+        </w:rPr>
+        <w:t>"}</w:t>
+      </w:r>
+    </w:p>
+    <w:p>
+      <w:pPr>
+        <w:spacing w:after="0"/>
+        <w:rPr>
+          <w:highlight w:val="lightGray"/>
+        </w:rPr>
+      </w:pPr>
+      <w:r>
+        <w:rPr>
+          <w:highlight w:val="lightGray"/>
+        </w:rPr>
+        <w:t>GROUP_TYPES = {"</w:t>
+      </w:r>
+      <w:proofErr w:type="spellStart"/>
+      <w:r>
+        <w:rPr>
+          <w:highlight w:val="lightGray"/>
+        </w:rPr>
+        <w:t>composite_group</w:t>
+      </w:r>
+      <w:proofErr w:type="spellEnd"/>
+      <w:r>
+        <w:rPr>
+          <w:highlight w:val="lightGray"/>
+        </w:rPr>
+        <w:t>"}</w:t>
+      </w:r>
+    </w:p>
+    <w:p>
+      <w:pPr>
+        <w:spacing w:after="0"/>
+        <w:rPr>
+          <w:highlight w:val="lightGray"/>
+        </w:rPr>
+      </w:pPr>
+      <w:r>
+        <w:rPr>
+          <w:highlight w:val="lightGray"/>
+        </w:rPr>
+        <w:t>MUSIC_TYPES = {"</w:t>
+      </w:r>
+      <w:proofErr w:type="spellStart"/>
+      <w:r>
+        <w:rPr>
+          <w:highlight w:val="lightGray"/>
+        </w:rPr>
+        <w:t>music_card</w:t>
+      </w:r>
+      <w:proofErr w:type="spellEnd"/>
+      <w:r>
+        <w:rPr>
+          <w:highlight w:val="lightGray"/>
+        </w:rPr>
+        <w:t>", "</w:t>
+      </w:r>
+      <w:proofErr w:type="spellStart"/>
+      <w:r>
+        <w:rPr>
+          <w:highlight w:val="lightGray"/>
+        </w:rPr>
+        <w:t>song_cover</w:t>
+      </w:r>
+      <w:proofErr w:type="spellEnd"/>
+      <w:r>
+        <w:rPr>
+          <w:highlight w:val="lightGray"/>
+        </w:rPr>
+        <w:t>"}</w:t>
+      </w:r>
+    </w:p>
+    <w:p>
+      <w:pPr>
+        <w:spacing w:after="0"/>
+        <w:rPr>
+          <w:highlight w:val="lightGray"/>
+        </w:rPr>
+      </w:pPr>
+      <w:r>
+        <w:rPr>
+          <w:highlight w:val="lightGray"/>
+        </w:rPr>
+        <w:t>SHAPE_TYPES = {"shape"}</w:t>
+      </w:r>
+    </w:p>
+    <w:p>
+      <w:pPr>
+        <w:spacing w:after="0"/>
+        <w:rPr>
+          <w:highlight w:val="lightGray"/>
+        </w:rPr>
+      </w:pPr>
+    </w:p>
+    <w:p>
+      <w:pPr>
+        <w:spacing w:after="0"/>
+        <w:rPr>
+          <w:highlight w:val="lightGray"/>
+        </w:rPr>
+      </w:pPr>
+      <w:r>
+        <w:rPr>
+          <w:highlight w:val="lightGray"/>
+        </w:rPr>
+        <w:t>ANCHOR_RULES = {</w:t>
+      </w:r>
+    </w:p>
+    <w:p>
+      <w:pPr>
+        <w:spacing w:after="0"/>
+        <w:rPr>
+          <w:highlight w:val="lightGray"/>
+        </w:rPr>
+      </w:pPr>
+      <w:r>
+        <w:rPr>
+          <w:highlight w:val="lightGray"/>
+        </w:rPr>
+        <w:t>    "</w:t>
+      </w:r>
+      <w:proofErr w:type="spellStart"/>
+      <w:proofErr w:type="gramStart"/>
+      <w:r>
+        <w:rPr>
+          <w:highlight w:val="lightGray"/>
+        </w:rPr>
+        <w:t>top</w:t>
+      </w:r>
+      <w:proofErr w:type="gramEnd"/>
+      <w:r>
+        <w:rPr>
+          <w:highlight w:val="lightGray"/>
+        </w:rPr>
+        <w:t>_center</w:t>
+      </w:r>
+      <w:proofErr w:type="spellEnd"/>
+      <w:r>
+        <w:rPr>
+          <w:highlight w:val="lightGray"/>
+        </w:rPr>
+        <w:t>": {"top": "-6%", "left": "50%", "transform": "</w:t>
+      </w:r>
+      <w:proofErr w:type="spellStart"/>
+      <w:proofErr w:type="gramStart"/>
+      <w:r>
+        <w:rPr>
+          <w:highlight w:val="lightGray"/>
+        </w:rPr>
+        <w:t>translateX</w:t>
+      </w:r>
+      <w:proofErr w:type="spellEnd"/>
+      <w:r>
+        <w:rPr>
+          <w:highlight w:val="lightGray"/>
+        </w:rPr>
+        <w:t>(</w:t>
+      </w:r>
+      <w:proofErr w:type="gramEnd"/>
+      <w:r>
+        <w:rPr>
+          <w:highlight w:val="lightGray"/>
+        </w:rPr>
+        <w:t>-50%)"},</w:t>
+      </w:r>
+    </w:p>
+    <w:p>
+      <w:pPr>
+        <w:spacing w:after="0"/>
+        <w:rPr>
+          <w:highlight w:val="lightGray"/>
+        </w:rPr>
+      </w:pPr>
+      <w:r>
+        <w:rPr>
+          <w:highlight w:val="lightGray"/>
+        </w:rPr>
+        <w:t>    "</w:t>
+      </w:r>
+      <w:proofErr w:type="spellStart"/>
+      <w:proofErr w:type="gramStart"/>
+      <w:r>
+        <w:rPr>
+          <w:highlight w:val="lightGray"/>
+        </w:rPr>
+        <w:t>bottom</w:t>
+      </w:r>
+      <w:proofErr w:type="gramEnd"/>
+      <w:r>
+        <w:rPr>
+          <w:highlight w:val="lightGray"/>
+        </w:rPr>
+        <w:t>_center</w:t>
+      </w:r>
+      <w:proofErr w:type="spellEnd"/>
+      <w:r>
+        <w:rPr>
+          <w:highlight w:val="lightGray"/>
+        </w:rPr>
+        <w:t>": {"bottom": "-6%", "left": "50%", "transform": "</w:t>
+      </w:r>
+      <w:proofErr w:type="spellStart"/>
+      <w:proofErr w:type="gramStart"/>
+      <w:r>
+        <w:rPr>
+          <w:highlight w:val="lightGray"/>
+        </w:rPr>
+        <w:t>translateX</w:t>
+      </w:r>
+      <w:proofErr w:type="spellEnd"/>
+      <w:r>
+        <w:rPr>
+          <w:highlight w:val="lightGray"/>
+        </w:rPr>
+        <w:t>(</w:t>
+      </w:r>
+      <w:proofErr w:type="gramEnd"/>
+      <w:r>
+        <w:rPr>
+          <w:highlight w:val="lightGray"/>
+        </w:rPr>
+        <w:t>-50%)"},</w:t>
+      </w:r>
+    </w:p>
+    <w:p>
+      <w:pPr>
+        <w:spacing w:after="0"/>
+        <w:rPr>
+          <w:highlight w:val="lightGray"/>
+        </w:rPr>
+      </w:pPr>
+      <w:r>
+        <w:rPr>
+          <w:highlight w:val="lightGray"/>
+        </w:rPr>
+        <w:t>    "</w:t>
+      </w:r>
+      <w:proofErr w:type="spellStart"/>
+      <w:proofErr w:type="gramStart"/>
+      <w:r>
+        <w:rPr>
+          <w:highlight w:val="lightGray"/>
+        </w:rPr>
+        <w:t>top</w:t>
+      </w:r>
+      <w:proofErr w:type="gramEnd"/>
+      <w:r>
+        <w:rPr>
+          <w:highlight w:val="lightGray"/>
+        </w:rPr>
+        <w:t>_right</w:t>
+      </w:r>
+      <w:proofErr w:type="spellEnd"/>
+      <w:r>
+        <w:rPr>
+          <w:highlight w:val="lightGray"/>
+        </w:rPr>
+        <w:t>": {"top": "-6%", "right": "-6%"},</w:t>
+      </w:r>
+    </w:p>
+    <w:p>
+      <w:pPr>
+        <w:spacing w:after="0"/>
+        <w:rPr>
+          <w:highlight w:val="lightGray"/>
+        </w:rPr>
+      </w:pPr>
+      <w:r>
+        <w:rPr>
+          <w:highlight w:val="lightGray"/>
+        </w:rPr>
+        <w:t>    "</w:t>
+      </w:r>
+      <w:proofErr w:type="spellStart"/>
+      <w:proofErr w:type="gramStart"/>
+      <w:r>
+        <w:rPr>
+          <w:highlight w:val="lightGray"/>
+        </w:rPr>
+        <w:t>top</w:t>
+      </w:r>
+      <w:proofErr w:type="gramEnd"/>
+      <w:r>
+        <w:rPr>
+          <w:highlight w:val="lightGray"/>
+        </w:rPr>
+        <w:t>_left</w:t>
+      </w:r>
+      <w:proofErr w:type="spellEnd"/>
+      <w:r>
+        <w:rPr>
+          <w:highlight w:val="lightGray"/>
+        </w:rPr>
+        <w:t>": {"top": "-6%", "left": "-6%"},</w:t>
+      </w:r>
+    </w:p>
+    <w:p>
+      <w:pPr>
+        <w:spacing w:after="0"/>
+        <w:rPr>
+          <w:highlight w:val="lightGray"/>
+        </w:rPr>
+      </w:pPr>
+      <w:r>
+        <w:rPr>
+          <w:highlight w:val="lightGray"/>
+        </w:rPr>
+        <w:t>    "</w:t>
+      </w:r>
+      <w:proofErr w:type="spellStart"/>
+      <w:proofErr w:type="gramStart"/>
+      <w:r>
+        <w:rPr>
+          <w:highlight w:val="lightGray"/>
+        </w:rPr>
+        <w:t>bottom</w:t>
+      </w:r>
+      <w:proofErr w:type="gramEnd"/>
+      <w:r>
+        <w:rPr>
+          <w:highlight w:val="lightGray"/>
+        </w:rPr>
+        <w:t>_right</w:t>
+      </w:r>
+      <w:proofErr w:type="spellEnd"/>
+      <w:r>
+        <w:rPr>
+          <w:highlight w:val="lightGray"/>
+        </w:rPr>
+        <w:t>": {"bottom": "-6%", "right": "-6%"},</w:t>
+      </w:r>
+    </w:p>
+    <w:p>
+      <w:pPr>
+        <w:spacing w:after="0"/>
+      </w:pPr>
+      <w:r>
+        <w:rPr>
+          <w:highlight w:val="lightGray"/>
+        </w:rPr>
+        <w:t>    "</w:t>
+      </w:r>
+      <w:proofErr w:type="spellStart"/>
+      <w:proofErr w:type="gramStart"/>
+      <w:r>
+        <w:rPr>
+          <w:highlight w:val="lightGray"/>
+        </w:rPr>
+        <w:t>bottom</w:t>
+      </w:r>
+      <w:proofErr w:type="gramEnd"/>
+      <w:r>
+        <w:rPr>
+          <w:highlight w:val="lightGray"/>
+        </w:rPr>
+        <w:t>_left</w:t>
+      </w:r>
+      <w:proofErr w:type="spellEnd"/>
+      <w:r>
+        <w:rPr>
+          <w:highlight w:val="lightGray"/>
+        </w:rPr>
+        <w:t>": {"bottom": "-6%", "left": "-6%"},</w:t>
+      </w:r>
+    </w:p>
+    <w:p>
+      <w:r>
+        <w:t>}</w:t>
+      </w:r>
+    </w:p>
+    <w:p>
+      <w:pPr>
+        <w:pStyle w:val="Heading3"/>
+      </w:pPr>
+      <w:r>
+        <w:t>Rendering in HTML</w:t>
+      </w:r>
+    </w:p>
+    <w:p>
+      <w:r>
+        <w:t xml:space="preserve">Turning the blueprint into something to be visualized. </w:t>
+      </w:r>
+      <w:r>
+        <w:t xml:space="preserve">Rendering to HTML means: write a small program that reads one of those JSON </w:t>
+      </w:r>
+      <w:proofErr w:type="gramStart"/>
+      <w:r>
+        <w:t>zone</w:t>
+      </w:r>
+      <w:proofErr w:type="gramEnd"/>
+      <w:r>
+        <w:t xml:space="preserve"> lists and generates real &lt;div&gt; elements, each positioned at the JSON's x/y/w/h using CSS Grid</w:t>
+      </w:r>
+      <w:r>
+        <w:t>.</w:t>
+      </w:r>
+    </w:p>
+    <w:p/>
+    <w:p/>
     <w:p>
       <w:pPr>
         <w:pStyle w:val="Heading2"/>

--- a/instant deployement/Instant deployement.docx
+++ b/instant deployement/Instant deployement.docx
@@ -3470,6 +3470,8 @@
         <w:t xml:space="preserve"> PDF with Hardcoded data</w:t>
       </w:r>
     </w:p>
+    <w:p/>
+    <w:p/>
     <w:p>
       <w:pPr>
         <w:pStyle w:val="Heading2"/>
@@ -5547,6 +5549,7 @@
   <w:style w:type="character" w:default="1" w:styleId="DefaultParagraphFont">
     <w:name w:val="Default Paragraph Font"/>
     <w:uiPriority w:val="1"/>
+    <w:semiHidden/>
     <w:unhideWhenUsed/>
   </w:style>
   <w:style w:type="table" w:default="1" w:styleId="TableNormal">
